--- a/testakten/unfallversicherung-arbeitsunfall-lagerleiter-sturz-trier/13_rettungsdienst_protokoll.docx
+++ b/testakten/unfallversicherung-arbeitsunfall-lagerleiter-sturz-trier/13_rettungsdienst_protokoll.docx
@@ -176,7 +176,7 @@
                 <w:rFonts w:ascii="Times New Roman" w:hAnsi="Times New Roman"/>
                 <w:sz w:val="20"/>
               </w:rPr>
-              <w:t>MoselLogistik GmbH, Hafenstrasse 28, Rampe 4</w:t>
+              <w:t>MoselLogistik GmbH, Hafenstraße 28, Rampe 4</w:t>
             </w:r>
           </w:p>
         </w:tc>
@@ -193,7 +193,7 @@
                 <w:rFonts w:ascii="Times New Roman" w:hAnsi="Times New Roman"/>
                 <w:sz w:val="20"/>
               </w:rPr>
-              <w:t>Uebergabe Krankenhaus</w:t>
+              <w:t>Übergabe Krankenhaus</w:t>
             </w:r>
           </w:p>
         </w:tc>
@@ -208,7 +208,7 @@
                 <w:rFonts w:ascii="Times New Roman" w:hAnsi="Times New Roman"/>
                 <w:sz w:val="20"/>
               </w:rPr>
-              <w:t>03.04.2026, 7:34 Uhr, Bruederkrankenhaus Trier</w:t>
+              <w:t>03.04.2026, 7:34 Uhr, Brüderkrankenhaus Trier</w:t>
             </w:r>
           </w:p>
         </w:tc>
@@ -231,7 +231,7 @@
           <w:i w:val="0"/>
           <w:sz w:val="22"/>
         </w:rPr>
-        <w:t>Patient ansprechbar, orientiert zu Person, Ort und Zeit. Glasgow Coma Scale 15. Angabe starker Schmerzen in der rechten Schulter mit deutlich eingeschraenkter Beweglichkeit. Kleine Schuerfwunde rechter Ellenbogen, geroetete druckschmerzhafte Stelle am Hinterkopf ohne neurologische Ausfaelle.</w:t>
+        <w:t>Patient ansprechbar, orientiert zu Person, Ort und Zeit. Glasgow Coma Scale 15. Angabe starker Schmerzen in der rechten Schulter mit deutlich eingeschränkter Beweglichkeit. Kleine Schürfwunde rechter Ellenbogen, gerötete druckschmerzhafte Stelle am Hinterkopf ohne neurologische Ausfälle.</w:t>
       </w:r>
     </w:p>
     <w:p>
@@ -513,7 +513,7 @@
         <w:pStyle w:val="Heading2"/>
       </w:pPr>
       <w:r>
-        <w:t>4. Massnahmen</w:t>
+        <w:t>4. Maßnahmen</w:t>
       </w:r>
     </w:p>
     <w:p>
@@ -524,7 +524,7 @@
           <w:i w:val="0"/>
           <w:sz w:val="22"/>
         </w:rPr>
-        <w:t>Anlage eines venoesen Zugangs, Schmerzmedikation nach Ruecksprache mit dem Notarzt, Ruhigstellung des rechten Arms mit Armschlinge, Immobilisation der Halswirbelsaeule mit Stiffneck aus Vorsicht wegen Kopfanprall, liegender Transport in die Notaufnahme.</w:t>
+        <w:t>Anlage eines venösen Zugangs, Schmerzmedikation nach Rücksprache mit dem Notarzt, Ruhigstellung des rechten Arms mit Armschlinge, Immobilisation der Halswirbelsäule mit Stiffneck aus Vorsicht wegen Kopfanprall, liegender Transport in die Notaufnahme.</w:t>
       </w:r>
     </w:p>
     <w:p>
@@ -543,22 +543,11 @@
           <w:i w:val="0"/>
           <w:sz w:val="22"/>
         </w:rPr>
-        <w:t>Betriebliche Ersthelferin gibt an, der Patient sei beim Loesen einer klemmenden Laderampe gestuerzt. Patient selbst bestaetigt gegenueber dem Rettungsdienst: 'Die Ueberladebruecke hat nachgegeben, ich bin nach vorne gefallen.'</w:t>
-      </w:r>
-    </w:p>
-    <w:p>
-      <w:r>
-        <w:rPr>
-          <w:rFonts w:ascii="Times New Roman" w:hAnsi="Times New Roman"/>
-          <w:b w:val="0"/>
-          <w:i w:val="0"/>
-          <w:sz w:val="22"/>
-        </w:rPr>
-        <w:t>Formathinweis: Dieses Aktenstück wird in Times New Roman, 11 pt, mit ausschließlich dezimaler Gliederung ausgegeben.</w:t>
+        <w:t>Betriebliche Ersthelferin gibt an, der Patient sei beim Lösen einer klemmenden Laderampe gestürzt. Patient selbst bestätigt gegenüber dem Rettungsdienst: 'Die Überladebrücke hat nachgegeben, ich bin nach vorne gefallen.'</w:t>
       </w:r>
     </w:p>
     <w:sectPr>
-      <w:pgSz w:w="12240" w:h="15840"/>
+      <w:pgSz w:w="11906" w:h="16838"/>
       <w:pgMar w:top="1440" w:right="1800" w:bottom="1440" w:left="1800" w:header="720" w:footer="720" w:gutter="0"/>
       <w:cols w:space="720"/>
       <w:docGrid w:linePitch="360"/>
